--- a/Software.docx
+++ b/Software.docx
@@ -1,6 +1,6 @@
 
 <file path=word/document.xml><?xml version="1.0" encoding="utf-8"?>
-<w:document xmlns:wpc="http://schemas.microsoft.com/office/word/2010/wordprocessingCanvas" xmlns:cx="http://schemas.microsoft.com/office/drawing/2014/chartex" xmlns:cx1="http://schemas.microsoft.com/office/drawing/2015/9/8/chartex" xmlns:cx2="http://schemas.microsoft.com/office/drawing/2015/10/21/chartex" xmlns:cx3="http://schemas.microsoft.com/office/drawing/2016/5/9/chartex" xmlns:cx4="http://schemas.microsoft.com/office/drawing/2016/5/10/chartex" xmlns:cx5="http://schemas.microsoft.com/office/drawing/2016/5/11/chartex" xmlns:cx6="http://schemas.microsoft.com/office/drawing/2016/5/12/chartex" xmlns:cx7="http://schemas.microsoft.com/office/drawing/2016/5/13/chartex" xmlns:cx8="http://schemas.microsoft.com/office/drawing/2016/5/14/chartex" xmlns:mc="http://schemas.openxmlformats.org/markup-compatibility/2006" xmlns:aink="http://schemas.microsoft.com/office/drawing/2016/ink" xmlns:am3d="http://schemas.microsoft.com/office/drawing/2017/model3d" xmlns:o="urn:schemas-microsoft-com:office:office" xmlns:oel="http://schemas.microsoft.com/office/2019/extlst" xmlns:r="http://schemas.openxmlformats.org/officeDocument/2006/relationships" xmlns:m="http://schemas.openxmlformats.org/officeDocument/2006/math" xmlns:v="urn:schemas-microsoft-com:vml" xmlns:wp14="http://schemas.microsoft.com/office/word/2010/wordprocessingDrawing" xmlns:wp="http://schemas.openxmlformats.org/drawingml/2006/wordprocessingDrawing" xmlns:w10="urn:schemas-microsoft-com:office:word" xmlns:w="http://schemas.openxmlformats.org/wordprocessingml/2006/main" xmlns:w14="http://schemas.microsoft.com/office/word/2010/wordml" xmlns:w15="http://schemas.microsoft.com/office/word/2012/wordml" xmlns:w16cex="http://schemas.microsoft.com/office/word/2018/wordml/cex" xmlns:w16cid="http://schemas.microsoft.com/office/word/2016/wordml/cid" xmlns:w16="http://schemas.microsoft.com/office/word/2018/wordml" xmlns:w16du="http://schemas.microsoft.com/office/word/2023/wordml/word16du" xmlns:w16sdtdh="http://schemas.microsoft.com/office/word/2020/wordml/sdtdatahash" xmlns:w16se="http://schemas.microsoft.com/office/word/2015/wordml/symex" xmlns:wpg="http://schemas.microsoft.com/office/word/2010/wordprocessingGroup" xmlns:wpi="http://schemas.microsoft.com/office/word/2010/wordprocessingInk" xmlns:wne="http://schemas.microsoft.com/office/word/2006/wordml" xmlns:wps="http://schemas.microsoft.com/office/word/2010/wordprocessingShape" mc:Ignorable="w14 w15 w16se w16cid w16 w16cex w16sdtdh wp14">
+<w:document xmlns:wpc="http://schemas.microsoft.com/office/word/2010/wordprocessingCanvas" xmlns:cx="http://schemas.microsoft.com/office/drawing/2014/chartex" xmlns:cx1="http://schemas.microsoft.com/office/drawing/2015/9/8/chartex" xmlns:cx2="http://schemas.microsoft.com/office/drawing/2015/10/21/chartex" xmlns:cx3="http://schemas.microsoft.com/office/drawing/2016/5/9/chartex" xmlns:cx4="http://schemas.microsoft.com/office/drawing/2016/5/10/chartex" xmlns:cx5="http://schemas.microsoft.com/office/drawing/2016/5/11/chartex" xmlns:cx6="http://schemas.microsoft.com/office/drawing/2016/5/12/chartex" xmlns:cx7="http://schemas.microsoft.com/office/drawing/2016/5/13/chartex" xmlns:cx8="http://schemas.microsoft.com/office/drawing/2016/5/14/chartex" xmlns:mc="http://schemas.openxmlformats.org/markup-compatibility/2006" xmlns:aink="http://schemas.microsoft.com/office/drawing/2016/ink" xmlns:am3d="http://schemas.microsoft.com/office/drawing/2017/model3d" xmlns:o="urn:schemas-microsoft-com:office:office" xmlns:oel="http://schemas.microsoft.com/office/2019/extlst" xmlns:r="http://schemas.openxmlformats.org/officeDocument/2006/relationships" xmlns:m="http://schemas.openxmlformats.org/officeDocument/2006/math" xmlns:v="urn:schemas-microsoft-com:vml" xmlns:wp14="http://schemas.microsoft.com/office/word/2010/wordprocessingDrawing" xmlns:wp="http://schemas.openxmlformats.org/drawingml/2006/wordprocessingDrawing" xmlns:w10="urn:schemas-microsoft-com:office:word" xmlns:w="http://schemas.openxmlformats.org/wordprocessingml/2006/main" xmlns:w14="http://schemas.microsoft.com/office/word/2010/wordml" xmlns:w15="http://schemas.microsoft.com/office/word/2012/wordml" xmlns:w16cex="http://schemas.microsoft.com/office/word/2018/wordml/cex" xmlns:w16cid="http://schemas.microsoft.com/office/word/2016/wordml/cid" xmlns:w16="http://schemas.microsoft.com/office/word/2018/wordml" xmlns:w16sdtdh="http://schemas.microsoft.com/office/word/2020/wordml/sdtdatahash" xmlns:w16se="http://schemas.microsoft.com/office/word/2015/wordml/symex" xmlns:wpg="http://schemas.microsoft.com/office/word/2010/wordprocessingGroup" xmlns:wpi="http://schemas.microsoft.com/office/word/2010/wordprocessingInk" xmlns:wne="http://schemas.microsoft.com/office/word/2006/wordml" xmlns:wps="http://schemas.microsoft.com/office/word/2010/wordprocessingShape" mc:Ignorable="w14 w15 w16se w16cid w16 w16cex w16sdtdh wp14">
   <w:background w:color="FFFFFF" w:themeColor="background1"/>
   <w:body>
     <w:p>
@@ -266,7 +266,7 @@
             </w:pPr>
             <w:r>
               <w:pict w14:anchorId="002A7A27">
-                <v:line id="Straight Connector 1" o:spid="_x0000_s2058" alt="Decorative" style="visibility:visible;mso-position-horizontal-relative:char;mso-position-vertical-relative:line" from="0,0" to="126.7pt,0" strokecolor="#043d68 [3215]" strokeweight=".5pt">
+                <v:line id="Straight Connector 1" o:spid="_x0000_s2058" alt="Decorative" style="visibility:visible;mso-left-percent:-10001;mso-top-percent:-10001;mso-position-horizontal:absolute;mso-position-horizontal-relative:char;mso-position-vertical:absolute;mso-position-vertical-relative:line;mso-left-percent:-10001;mso-top-percent:-10001" from="0,0" to="126.7pt,0" strokecolor="#043d68 [3215]" strokeweight=".5pt">
                   <v:stroke joinstyle="miter"/>
                   <w10:wrap type="none"/>
                   <w10:anchorlock/>
@@ -348,23 +348,7 @@
                 <w:sz w:val="18"/>
                 <w:szCs w:val="18"/>
               </w:rPr>
-              <w:t xml:space="preserve">Was a crucial member of a team of fifteen that designed and </w:t>
-            </w:r>
-            <w:proofErr w:type="spellStart"/>
-            <w:r>
-              <w:rPr>
-                <w:sz w:val="18"/>
-                <w:szCs w:val="18"/>
-              </w:rPr>
-              <w:t>remodelled</w:t>
-            </w:r>
-            <w:proofErr w:type="spellEnd"/>
-            <w:r>
-              <w:rPr>
-                <w:sz w:val="18"/>
-                <w:szCs w:val="18"/>
-              </w:rPr>
-              <w:t xml:space="preserve"> all the live studios.</w:t>
+              <w:t>Was a crucial member of a team of fifteen that designed and remodelled all the live studios.</w:t>
             </w:r>
           </w:p>
           <w:p>
@@ -396,7 +380,13 @@
               <w:pStyle w:val="Heading1"/>
             </w:pPr>
             <w:r>
-              <w:t>Udacity full stack nanodegree</w:t>
+              <w:t>Udacity full stack nano</w:t>
+            </w:r>
+            <w:r>
+              <w:t>-</w:t>
+            </w:r>
+            <w:r>
+              <w:t>degree</w:t>
             </w:r>
           </w:p>
           <w:p>
@@ -427,7 +417,23 @@
                 <w:sz w:val="18"/>
                 <w:szCs w:val="18"/>
               </w:rPr>
-              <w:t xml:space="preserve">Deployed two projects using Docker, Kubernetes and AWS </w:t>
+              <w:t xml:space="preserve">Deployed two projects using Docker, </w:t>
+            </w:r>
+            <w:proofErr w:type="gramStart"/>
+            <w:r>
+              <w:rPr>
+                <w:sz w:val="18"/>
+                <w:szCs w:val="18"/>
+              </w:rPr>
+              <w:t>Kubernetes</w:t>
+            </w:r>
+            <w:proofErr w:type="gramEnd"/>
+            <w:r>
+              <w:rPr>
+                <w:sz w:val="18"/>
+                <w:szCs w:val="18"/>
+              </w:rPr>
+              <w:t xml:space="preserve"> and AWS </w:t>
             </w:r>
             <w:proofErr w:type="spellStart"/>
             <w:r>
@@ -497,15 +503,13 @@
               </w:rPr>
               <w:t xml:space="preserve">Built a </w:t>
             </w:r>
-            <w:proofErr w:type="spellStart"/>
             <w:r>
               <w:rPr>
                 <w:sz w:val="18"/>
                 <w:szCs w:val="18"/>
               </w:rPr>
-              <w:t>todo</w:t>
-            </w:r>
-            <w:proofErr w:type="spellEnd"/>
+              <w:t>to-do</w:t>
+            </w:r>
             <w:r>
               <w:rPr>
                 <w:sz w:val="18"/>
@@ -575,65 +579,7 @@
                 <w:sz w:val="18"/>
                 <w:szCs w:val="18"/>
               </w:rPr>
-              <w:t xml:space="preserve">BCS is about being </w:t>
-            </w:r>
-            <w:proofErr w:type="spellStart"/>
-            <w:r>
-              <w:rPr>
-                <w:sz w:val="18"/>
-                <w:szCs w:val="18"/>
-              </w:rPr>
-              <w:t>recognised</w:t>
-            </w:r>
-            <w:proofErr w:type="spellEnd"/>
-            <w:r>
-              <w:rPr>
-                <w:sz w:val="18"/>
-                <w:szCs w:val="18"/>
-              </w:rPr>
-              <w:t xml:space="preserve"> as a competent, ethical and accountable professional using tech for good </w:t>
-            </w:r>
-            <w:r>
-              <w:rPr>
-                <w:sz w:val="18"/>
-                <w:szCs w:val="18"/>
-              </w:rPr>
-              <w:t>today and about</w:t>
-            </w:r>
-            <w:r>
-              <w:rPr>
-                <w:sz w:val="18"/>
-                <w:szCs w:val="18"/>
-              </w:rPr>
-              <w:t xml:space="preserve"> developing your skills, keeping </w:t>
-            </w:r>
-            <w:r>
-              <w:rPr>
-                <w:sz w:val="18"/>
-                <w:szCs w:val="18"/>
-              </w:rPr>
-              <w:t>up to date</w:t>
-            </w:r>
-            <w:r>
-              <w:rPr>
-                <w:sz w:val="18"/>
-                <w:szCs w:val="18"/>
-              </w:rPr>
-              <w:t xml:space="preserve"> with the latest digital thinking, growing your professional network</w:t>
-            </w:r>
-            <w:r>
-              <w:rPr>
-                <w:sz w:val="18"/>
-                <w:szCs w:val="18"/>
-              </w:rPr>
-              <w:t>,</w:t>
-            </w:r>
-            <w:r>
-              <w:rPr>
-                <w:sz w:val="18"/>
-                <w:szCs w:val="18"/>
-              </w:rPr>
-              <w:t xml:space="preserve"> and being respected for your place in the industry</w:t>
+              <w:t>I volunteer as a committee member at the BCS – Hertfordshire branch</w:t>
             </w:r>
             <w:r>
               <w:rPr>
@@ -699,7 +645,7 @@
             </w:pPr>
             <w:r>
               <w:pict w14:anchorId="3E98C07A">
-                <v:line id="Straight Connector 2" o:spid="_x0000_s2057" alt="Decorative" style="visibility:visible;mso-position-horizontal-relative:char;mso-position-vertical-relative:line" from="0,0" to="126.7pt,0" strokecolor="#043d68 [3215]" strokeweight=".5pt">
+                <v:line id="Straight Connector 2" o:spid="_x0000_s2057" alt="Decorative" style="visibility:visible;mso-left-percent:-10001;mso-top-percent:-10001;mso-position-horizontal:absolute;mso-position-horizontal-relative:char;mso-position-vertical:absolute;mso-position-vertical-relative:line;mso-left-percent:-10001;mso-top-percent:-10001" from="0,0" to="126.7pt,0" strokecolor="#043d68 [3215]" strokeweight=".5pt">
                   <v:stroke joinstyle="miter"/>
                   <w10:wrap type="none"/>
                   <w10:anchorlock/>
@@ -729,41 +675,23 @@
             </w:sdt>
           </w:p>
           <w:p>
-            <w:sdt>
-              <w:sdtPr>
-                <w:id w:val="1203286039"/>
-                <w:placeholder>
-                  <w:docPart w:val="F724856786F44D6BAEDC34FCFD7D9906"/>
-                </w:placeholder>
-                <w15:appearance w15:val="hidden"/>
-              </w:sdtPr>
-              <w:sdtContent>
-                <w:r>
-                  <w:t xml:space="preserve">I am an experienced broadcast engineer </w:t>
-                </w:r>
-                <w:r>
-                  <w:t xml:space="preserve">building online media delivery platforms that meet </w:t>
-                </w:r>
-                <w:r>
-                  <w:t xml:space="preserve">international standards. I am also an </w:t>
-                </w:r>
-              </w:sdtContent>
-            </w:sdt>
-            <w:r>
-              <w:t>AI enthusiast interested in building chatbots that help students with academics</w:t>
-            </w:r>
-            <w:r>
-              <w:t>.</w:t>
+            <w:r>
+              <w:t xml:space="preserve">With a background in broadcast engineering, I bring a wealth of experience to the table. My passion extends to the realm of Artificial Intelligence, where I am keen on developing impartial </w:t>
+            </w:r>
+            <w:r>
+              <w:t>machine-learning</w:t>
+            </w:r>
+            <w:r>
+              <w:t xml:space="preserve"> models. My interests also include integrating these models and Language Models into user-friendly software.</w:t>
             </w:r>
           </w:p>
-          <w:p/>
           <w:p>
             <w:pPr>
               <w:pStyle w:val="Subtitle"/>
             </w:pPr>
             <w:r>
               <w:pict w14:anchorId="76635E99">
-                <v:line id="Straight Connector 3" o:spid="_x0000_s2056" alt="Decorative" style="visibility:visible;mso-position-horizontal-relative:char;mso-position-vertical-relative:line" from="0,0" to="126.7pt,0" strokecolor="#043d68 [3215]" strokeweight=".5pt">
+                <v:line id="Straight Connector 3" o:spid="_x0000_s2056" alt="Decorative" style="visibility:visible;mso-left-percent:-10001;mso-top-percent:-10001;mso-position-horizontal:absolute;mso-position-horizontal-relative:char;mso-position-vertical:absolute;mso-position-vertical-relative:line;mso-left-percent:-10001;mso-top-percent:-10001" from="0,0" to="126.7pt,0" strokecolor="#043d68 [3215]" strokeweight=".5pt">
                   <v:stroke joinstyle="miter"/>
                   <w10:wrap type="none"/>
                   <w10:anchorlock/>
@@ -793,7 +721,11 @@
               </w:sdtContent>
             </w:sdt>
           </w:p>
-          <w:p/>
+          <w:p>
+            <w:r>
+              <w:t>Skills for the Green Transition, Cambridge Judge Business School.</w:t>
+            </w:r>
+          </w:p>
           <w:p>
             <w:r>
               <w:t>MSc Artificial Intelligence and Robotics, University of Hertfordshire.</w:t>
@@ -813,7 +745,7 @@
             </w:pPr>
             <w:r>
               <w:pict w14:anchorId="754AF85D">
-                <v:line id="Straight Connector 4" o:spid="_x0000_s2055" alt="Decorative" style="visibility:visible;mso-position-horizontal-relative:char;mso-position-vertical-relative:line" from="0,0" to="126.7pt,0" strokecolor="#043d68 [3215]" strokeweight=".5pt">
+                <v:line id="Straight Connector 4" o:spid="_x0000_s2055" alt="Decorative" style="visibility:visible;mso-left-percent:-10001;mso-top-percent:-10001;mso-position-horizontal:absolute;mso-position-horizontal-relative:char;mso-position-vertical:absolute;mso-position-vertical-relative:line;mso-left-percent:-10001;mso-top-percent:-10001" from="0,0" to="126.7pt,0" strokecolor="#043d68 [3215]" strokeweight=".5pt">
                   <v:stroke joinstyle="miter"/>
                   <w10:wrap type="none"/>
                   <w10:anchorlock/>
@@ -843,29 +775,12 @@
               </w:sdtContent>
             </w:sdt>
           </w:p>
-          <w:p/>
           <w:p>
             <w:pPr>
               <w:pStyle w:val="Heading3"/>
             </w:pPr>
             <w:r>
               <w:t>Python</w:t>
-            </w:r>
-          </w:p>
-          <w:p>
-            <w:pPr>
-              <w:pStyle w:val="Heading3"/>
-            </w:pPr>
-            <w:r>
-              <w:t>Django</w:t>
-            </w:r>
-          </w:p>
-          <w:p>
-            <w:pPr>
-              <w:pStyle w:val="Heading3"/>
-            </w:pPr>
-            <w:r>
-              <w:t>React</w:t>
             </w:r>
           </w:p>
           <w:p>
@@ -878,7 +793,15 @@
               <w:rPr>
                 <w:lang w:val="it-IT"/>
               </w:rPr>
-              <w:t>Bash</w:t>
+              <w:t>Machine Learning</w:t>
+            </w:r>
+          </w:p>
+          <w:p>
+            <w:pPr>
+              <w:pStyle w:val="Heading3"/>
+            </w:pPr>
+            <w:r>
+              <w:t>Django</w:t>
             </w:r>
           </w:p>
           <w:p>
@@ -891,7 +814,7 @@
               <w:rPr>
                 <w:lang w:val="it-IT"/>
               </w:rPr>
-              <w:t>PostgreSQL</w:t>
+              <w:t>Prompt Engineering</w:t>
             </w:r>
           </w:p>
           <w:p>
@@ -904,7 +827,15 @@
               <w:rPr>
                 <w:lang w:val="it-IT"/>
               </w:rPr>
-              <w:t>Javascript</w:t>
+              <w:t xml:space="preserve">JavaScript </w:t>
+            </w:r>
+          </w:p>
+          <w:p>
+            <w:pPr>
+              <w:pStyle w:val="Heading3"/>
+            </w:pPr>
+            <w:r>
+              <w:t>React</w:t>
             </w:r>
           </w:p>
           <w:p>
@@ -917,7 +848,7 @@
               <w:rPr>
                 <w:lang w:val="it-IT"/>
               </w:rPr>
-              <w:t>FFMpeg</w:t>
+              <w:t>PostgreSQL</w:t>
             </w:r>
           </w:p>
           <w:p>
@@ -930,20 +861,7 @@
               <w:rPr>
                 <w:lang w:val="it-IT"/>
               </w:rPr>
-              <w:t>C</w:t>
-            </w:r>
-          </w:p>
-          <w:p>
-            <w:pPr>
-              <w:rPr>
-                <w:lang w:val="it-IT"/>
-              </w:rPr>
-            </w:pPr>
-            <w:r>
-              <w:rPr>
-                <w:lang w:val="it-IT"/>
-              </w:rPr>
-              <w:t>R</w:t>
+              <w:t>LangChain</w:t>
             </w:r>
           </w:p>
         </w:tc>
@@ -967,7 +885,7 @@
 </file>
 
 <file path=word/endnotes.xml><?xml version="1.0" encoding="utf-8"?>
-<w:endnotes xmlns:wpc="http://schemas.microsoft.com/office/word/2010/wordprocessingCanvas" xmlns:cx="http://schemas.microsoft.com/office/drawing/2014/chartex" xmlns:cx1="http://schemas.microsoft.com/office/drawing/2015/9/8/chartex" xmlns:cx2="http://schemas.microsoft.com/office/drawing/2015/10/21/chartex" xmlns:cx3="http://schemas.microsoft.com/office/drawing/2016/5/9/chartex" xmlns:cx4="http://schemas.microsoft.com/office/drawing/2016/5/10/chartex" xmlns:cx5="http://schemas.microsoft.com/office/drawing/2016/5/11/chartex" xmlns:cx6="http://schemas.microsoft.com/office/drawing/2016/5/12/chartex" xmlns:cx7="http://schemas.microsoft.com/office/drawing/2016/5/13/chartex" xmlns:cx8="http://schemas.microsoft.com/office/drawing/2016/5/14/chartex" xmlns:mc="http://schemas.openxmlformats.org/markup-compatibility/2006" xmlns:aink="http://schemas.microsoft.com/office/drawing/2016/ink" xmlns:am3d="http://schemas.microsoft.com/office/drawing/2017/model3d" xmlns:o="urn:schemas-microsoft-com:office:office" xmlns:oel="http://schemas.microsoft.com/office/2019/extlst" xmlns:r="http://schemas.openxmlformats.org/officeDocument/2006/relationships" xmlns:m="http://schemas.openxmlformats.org/officeDocument/2006/math" xmlns:v="urn:schemas-microsoft-com:vml" xmlns:wp14="http://schemas.microsoft.com/office/word/2010/wordprocessingDrawing" xmlns:wp="http://schemas.openxmlformats.org/drawingml/2006/wordprocessingDrawing" xmlns:w10="urn:schemas-microsoft-com:office:word" xmlns:w="http://schemas.openxmlformats.org/wordprocessingml/2006/main" xmlns:w14="http://schemas.microsoft.com/office/word/2010/wordml" xmlns:w15="http://schemas.microsoft.com/office/word/2012/wordml" xmlns:w16cex="http://schemas.microsoft.com/office/word/2018/wordml/cex" xmlns:w16cid="http://schemas.microsoft.com/office/word/2016/wordml/cid" xmlns:w16="http://schemas.microsoft.com/office/word/2018/wordml" xmlns:w16du="http://schemas.microsoft.com/office/word/2023/wordml/word16du" xmlns:w16sdtdh="http://schemas.microsoft.com/office/word/2020/wordml/sdtdatahash" xmlns:w16se="http://schemas.microsoft.com/office/word/2015/wordml/symex" xmlns:wpg="http://schemas.microsoft.com/office/word/2010/wordprocessingGroup" xmlns:wpi="http://schemas.microsoft.com/office/word/2010/wordprocessingInk" xmlns:wne="http://schemas.microsoft.com/office/word/2006/wordml" xmlns:wps="http://schemas.microsoft.com/office/word/2010/wordprocessingShape" mc:Ignorable="w14 w15 w16se w16cid w16 w16cex w16sdtdh wp14">
+<w:endnotes xmlns:wpc="http://schemas.microsoft.com/office/word/2010/wordprocessingCanvas" xmlns:cx="http://schemas.microsoft.com/office/drawing/2014/chartex" xmlns:cx1="http://schemas.microsoft.com/office/drawing/2015/9/8/chartex" xmlns:cx2="http://schemas.microsoft.com/office/drawing/2015/10/21/chartex" xmlns:cx3="http://schemas.microsoft.com/office/drawing/2016/5/9/chartex" xmlns:cx4="http://schemas.microsoft.com/office/drawing/2016/5/10/chartex" xmlns:cx5="http://schemas.microsoft.com/office/drawing/2016/5/11/chartex" xmlns:cx6="http://schemas.microsoft.com/office/drawing/2016/5/12/chartex" xmlns:cx7="http://schemas.microsoft.com/office/drawing/2016/5/13/chartex" xmlns:cx8="http://schemas.microsoft.com/office/drawing/2016/5/14/chartex" xmlns:mc="http://schemas.openxmlformats.org/markup-compatibility/2006" xmlns:aink="http://schemas.microsoft.com/office/drawing/2016/ink" xmlns:am3d="http://schemas.microsoft.com/office/drawing/2017/model3d" xmlns:o="urn:schemas-microsoft-com:office:office" xmlns:oel="http://schemas.microsoft.com/office/2019/extlst" xmlns:r="http://schemas.openxmlformats.org/officeDocument/2006/relationships" xmlns:m="http://schemas.openxmlformats.org/officeDocument/2006/math" xmlns:v="urn:schemas-microsoft-com:vml" xmlns:wp14="http://schemas.microsoft.com/office/word/2010/wordprocessingDrawing" xmlns:wp="http://schemas.openxmlformats.org/drawingml/2006/wordprocessingDrawing" xmlns:w10="urn:schemas-microsoft-com:office:word" xmlns:w="http://schemas.openxmlformats.org/wordprocessingml/2006/main" xmlns:w14="http://schemas.microsoft.com/office/word/2010/wordml" xmlns:w15="http://schemas.microsoft.com/office/word/2012/wordml" xmlns:w16cex="http://schemas.microsoft.com/office/word/2018/wordml/cex" xmlns:w16cid="http://schemas.microsoft.com/office/word/2016/wordml/cid" xmlns:w16="http://schemas.microsoft.com/office/word/2018/wordml" xmlns:w16sdtdh="http://schemas.microsoft.com/office/word/2020/wordml/sdtdatahash" xmlns:w16se="http://schemas.microsoft.com/office/word/2015/wordml/symex" xmlns:wpg="http://schemas.microsoft.com/office/word/2010/wordprocessingGroup" xmlns:wpi="http://schemas.microsoft.com/office/word/2010/wordprocessingInk" xmlns:wne="http://schemas.microsoft.com/office/word/2006/wordml" xmlns:wps="http://schemas.microsoft.com/office/word/2010/wordprocessingShape" mc:Ignorable="w14 w15 w16se w16cid w16 w16cex w16sdtdh wp14">
   <w:endnote w:type="separator" w:id="-1">
     <w:p>
       <w:pPr>
@@ -999,7 +917,7 @@
 </file>
 
 <file path=word/footnotes.xml><?xml version="1.0" encoding="utf-8"?>
-<w:footnotes xmlns:wpc="http://schemas.microsoft.com/office/word/2010/wordprocessingCanvas" xmlns:cx="http://schemas.microsoft.com/office/drawing/2014/chartex" xmlns:cx1="http://schemas.microsoft.com/office/drawing/2015/9/8/chartex" xmlns:cx2="http://schemas.microsoft.com/office/drawing/2015/10/21/chartex" xmlns:cx3="http://schemas.microsoft.com/office/drawing/2016/5/9/chartex" xmlns:cx4="http://schemas.microsoft.com/office/drawing/2016/5/10/chartex" xmlns:cx5="http://schemas.microsoft.com/office/drawing/2016/5/11/chartex" xmlns:cx6="http://schemas.microsoft.com/office/drawing/2016/5/12/chartex" xmlns:cx7="http://schemas.microsoft.com/office/drawing/2016/5/13/chartex" xmlns:cx8="http://schemas.microsoft.com/office/drawing/2016/5/14/chartex" xmlns:mc="http://schemas.openxmlformats.org/markup-compatibility/2006" xmlns:aink="http://schemas.microsoft.com/office/drawing/2016/ink" xmlns:am3d="http://schemas.microsoft.com/office/drawing/2017/model3d" xmlns:o="urn:schemas-microsoft-com:office:office" xmlns:oel="http://schemas.microsoft.com/office/2019/extlst" xmlns:r="http://schemas.openxmlformats.org/officeDocument/2006/relationships" xmlns:m="http://schemas.openxmlformats.org/officeDocument/2006/math" xmlns:v="urn:schemas-microsoft-com:vml" xmlns:wp14="http://schemas.microsoft.com/office/word/2010/wordprocessingDrawing" xmlns:wp="http://schemas.openxmlformats.org/drawingml/2006/wordprocessingDrawing" xmlns:w10="urn:schemas-microsoft-com:office:word" xmlns:w="http://schemas.openxmlformats.org/wordprocessingml/2006/main" xmlns:w14="http://schemas.microsoft.com/office/word/2010/wordml" xmlns:w15="http://schemas.microsoft.com/office/word/2012/wordml" xmlns:w16cex="http://schemas.microsoft.com/office/word/2018/wordml/cex" xmlns:w16cid="http://schemas.microsoft.com/office/word/2016/wordml/cid" xmlns:w16="http://schemas.microsoft.com/office/word/2018/wordml" xmlns:w16du="http://schemas.microsoft.com/office/word/2023/wordml/word16du" xmlns:w16sdtdh="http://schemas.microsoft.com/office/word/2020/wordml/sdtdatahash" xmlns:w16se="http://schemas.microsoft.com/office/word/2015/wordml/symex" xmlns:wpg="http://schemas.microsoft.com/office/word/2010/wordprocessingGroup" xmlns:wpi="http://schemas.microsoft.com/office/word/2010/wordprocessingInk" xmlns:wne="http://schemas.microsoft.com/office/word/2006/wordml" xmlns:wps="http://schemas.microsoft.com/office/word/2010/wordprocessingShape" mc:Ignorable="w14 w15 w16se w16cid w16 w16cex w16sdtdh wp14">
+<w:footnotes xmlns:wpc="http://schemas.microsoft.com/office/word/2010/wordprocessingCanvas" xmlns:cx="http://schemas.microsoft.com/office/drawing/2014/chartex" xmlns:cx1="http://schemas.microsoft.com/office/drawing/2015/9/8/chartex" xmlns:cx2="http://schemas.microsoft.com/office/drawing/2015/10/21/chartex" xmlns:cx3="http://schemas.microsoft.com/office/drawing/2016/5/9/chartex" xmlns:cx4="http://schemas.microsoft.com/office/drawing/2016/5/10/chartex" xmlns:cx5="http://schemas.microsoft.com/office/drawing/2016/5/11/chartex" xmlns:cx6="http://schemas.microsoft.com/office/drawing/2016/5/12/chartex" xmlns:cx7="http://schemas.microsoft.com/office/drawing/2016/5/13/chartex" xmlns:cx8="http://schemas.microsoft.com/office/drawing/2016/5/14/chartex" xmlns:mc="http://schemas.openxmlformats.org/markup-compatibility/2006" xmlns:aink="http://schemas.microsoft.com/office/drawing/2016/ink" xmlns:am3d="http://schemas.microsoft.com/office/drawing/2017/model3d" xmlns:o="urn:schemas-microsoft-com:office:office" xmlns:oel="http://schemas.microsoft.com/office/2019/extlst" xmlns:r="http://schemas.openxmlformats.org/officeDocument/2006/relationships" xmlns:m="http://schemas.openxmlformats.org/officeDocument/2006/math" xmlns:v="urn:schemas-microsoft-com:vml" xmlns:wp14="http://schemas.microsoft.com/office/word/2010/wordprocessingDrawing" xmlns:wp="http://schemas.openxmlformats.org/drawingml/2006/wordprocessingDrawing" xmlns:w10="urn:schemas-microsoft-com:office:word" xmlns:w="http://schemas.openxmlformats.org/wordprocessingml/2006/main" xmlns:w14="http://schemas.microsoft.com/office/word/2010/wordml" xmlns:w15="http://schemas.microsoft.com/office/word/2012/wordml" xmlns:w16cex="http://schemas.microsoft.com/office/word/2018/wordml/cex" xmlns:w16cid="http://schemas.microsoft.com/office/word/2016/wordml/cid" xmlns:w16="http://schemas.microsoft.com/office/word/2018/wordml" xmlns:w16sdtdh="http://schemas.microsoft.com/office/word/2020/wordml/sdtdatahash" xmlns:w16se="http://schemas.microsoft.com/office/word/2015/wordml/symex" xmlns:wpg="http://schemas.microsoft.com/office/word/2010/wordprocessingGroup" xmlns:wpi="http://schemas.microsoft.com/office/word/2010/wordprocessingInk" xmlns:wne="http://schemas.microsoft.com/office/word/2006/wordml" xmlns:wps="http://schemas.microsoft.com/office/word/2010/wordprocessingShape" mc:Ignorable="w14 w15 w16se w16cid w16 w16cex w16sdtdh wp14">
   <w:footnote w:type="separator" w:id="-1">
     <w:p>
       <w:pPr>
@@ -1031,7 +949,7 @@
 </file>
 
 <file path=word/numbering.xml><?xml version="1.0" encoding="utf-8"?>
-<w:numbering xmlns:wpc="http://schemas.microsoft.com/office/word/2010/wordprocessingCanvas" xmlns:cx="http://schemas.microsoft.com/office/drawing/2014/chartex" xmlns:cx1="http://schemas.microsoft.com/office/drawing/2015/9/8/chartex" xmlns:cx2="http://schemas.microsoft.com/office/drawing/2015/10/21/chartex" xmlns:cx3="http://schemas.microsoft.com/office/drawing/2016/5/9/chartex" xmlns:cx4="http://schemas.microsoft.com/office/drawing/2016/5/10/chartex" xmlns:cx5="http://schemas.microsoft.com/office/drawing/2016/5/11/chartex" xmlns:cx6="http://schemas.microsoft.com/office/drawing/2016/5/12/chartex" xmlns:cx7="http://schemas.microsoft.com/office/drawing/2016/5/13/chartex" xmlns:cx8="http://schemas.microsoft.com/office/drawing/2016/5/14/chartex" xmlns:mc="http://schemas.openxmlformats.org/markup-compatibility/2006" xmlns:aink="http://schemas.microsoft.com/office/drawing/2016/ink" xmlns:am3d="http://schemas.microsoft.com/office/drawing/2017/model3d" xmlns:o="urn:schemas-microsoft-com:office:office" xmlns:oel="http://schemas.microsoft.com/office/2019/extlst" xmlns:r="http://schemas.openxmlformats.org/officeDocument/2006/relationships" xmlns:m="http://schemas.openxmlformats.org/officeDocument/2006/math" xmlns:v="urn:schemas-microsoft-com:vml" xmlns:wp14="http://schemas.microsoft.com/office/word/2010/wordprocessingDrawing" xmlns:wp="http://schemas.openxmlformats.org/drawingml/2006/wordprocessingDrawing" xmlns:w10="urn:schemas-microsoft-com:office:word" xmlns:w="http://schemas.openxmlformats.org/wordprocessingml/2006/main" xmlns:w14="http://schemas.microsoft.com/office/word/2010/wordml" xmlns:w15="http://schemas.microsoft.com/office/word/2012/wordml" xmlns:w16cex="http://schemas.microsoft.com/office/word/2018/wordml/cex" xmlns:w16cid="http://schemas.microsoft.com/office/word/2016/wordml/cid" xmlns:w16="http://schemas.microsoft.com/office/word/2018/wordml" xmlns:w16du="http://schemas.microsoft.com/office/word/2023/wordml/word16du" xmlns:w16sdtdh="http://schemas.microsoft.com/office/word/2020/wordml/sdtdatahash" xmlns:w16se="http://schemas.microsoft.com/office/word/2015/wordml/symex" xmlns:wpg="http://schemas.microsoft.com/office/word/2010/wordprocessingGroup" xmlns:wpi="http://schemas.microsoft.com/office/word/2010/wordprocessingInk" xmlns:wne="http://schemas.microsoft.com/office/word/2006/wordml" xmlns:wps="http://schemas.microsoft.com/office/word/2010/wordprocessingShape" mc:Ignorable="w14 w15 w16se w16cid w16 w16cex w16sdtdh wp14">
+<w:numbering xmlns:wpc="http://schemas.microsoft.com/office/word/2010/wordprocessingCanvas" xmlns:cx="http://schemas.microsoft.com/office/drawing/2014/chartex" xmlns:cx1="http://schemas.microsoft.com/office/drawing/2015/9/8/chartex" xmlns:cx2="http://schemas.microsoft.com/office/drawing/2015/10/21/chartex" xmlns:cx3="http://schemas.microsoft.com/office/drawing/2016/5/9/chartex" xmlns:cx4="http://schemas.microsoft.com/office/drawing/2016/5/10/chartex" xmlns:cx5="http://schemas.microsoft.com/office/drawing/2016/5/11/chartex" xmlns:cx6="http://schemas.microsoft.com/office/drawing/2016/5/12/chartex" xmlns:cx7="http://schemas.microsoft.com/office/drawing/2016/5/13/chartex" xmlns:cx8="http://schemas.microsoft.com/office/drawing/2016/5/14/chartex" xmlns:mc="http://schemas.openxmlformats.org/markup-compatibility/2006" xmlns:aink="http://schemas.microsoft.com/office/drawing/2016/ink" xmlns:am3d="http://schemas.microsoft.com/office/drawing/2017/model3d" xmlns:o="urn:schemas-microsoft-com:office:office" xmlns:oel="http://schemas.microsoft.com/office/2019/extlst" xmlns:r="http://schemas.openxmlformats.org/officeDocument/2006/relationships" xmlns:m="http://schemas.openxmlformats.org/officeDocument/2006/math" xmlns:v="urn:schemas-microsoft-com:vml" xmlns:wp14="http://schemas.microsoft.com/office/word/2010/wordprocessingDrawing" xmlns:wp="http://schemas.openxmlformats.org/drawingml/2006/wordprocessingDrawing" xmlns:w10="urn:schemas-microsoft-com:office:word" xmlns:w="http://schemas.openxmlformats.org/wordprocessingml/2006/main" xmlns:w14="http://schemas.microsoft.com/office/word/2010/wordml" xmlns:w15="http://schemas.microsoft.com/office/word/2012/wordml" xmlns:w16cex="http://schemas.microsoft.com/office/word/2018/wordml/cex" xmlns:w16cid="http://schemas.microsoft.com/office/word/2016/wordml/cid" xmlns:w16="http://schemas.microsoft.com/office/word/2018/wordml" xmlns:w16sdtdh="http://schemas.microsoft.com/office/word/2020/wordml/sdtdatahash" xmlns:w16se="http://schemas.microsoft.com/office/word/2015/wordml/symex" xmlns:wpg="http://schemas.microsoft.com/office/word/2010/wordprocessingGroup" xmlns:wpi="http://schemas.microsoft.com/office/word/2010/wordprocessingInk" xmlns:wne="http://schemas.microsoft.com/office/word/2006/wordml" xmlns:wps="http://schemas.microsoft.com/office/word/2010/wordprocessingShape" mc:Ignorable="w14 w15 w16se w16cid w16 w16cex w16sdtdh wp14">
   <w:numPicBullet w:numPicBulletId="0">
     <w:pict>
       <v:shapetype id="_x0000_t75" coordsize="21600,21600" o:spt="75" o:preferrelative="t" path="m@4@5l@4@11@9@11@9@5xe" filled="f" stroked="f">
@@ -1053,14 +971,14 @@
         <v:path o:extrusionok="f" gradientshapeok="t" o:connecttype="rect"/>
         <o:lock v:ext="edit" aspectratio="t"/>
       </v:shapetype>
-      <v:shape id="_x0000_i1236" type="#_x0000_t75" style="width:14.25pt;height:14.25pt;visibility:visible" o:gfxdata="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" o:bullet="t">
+      <v:shape id="_x0000_i1062" type="#_x0000_t75" style="width:14.25pt;height:14.25pt;visibility:visible" o:gfxdata="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" o:bullet="t">
         <v:imagedata r:id="rId1" o:title=""/>
       </v:shape>
     </w:pict>
   </w:numPicBullet>
   <w:numPicBullet w:numPicBulletId="1">
     <w:pict>
-      <v:shape id="_x0000_i1237" type="#_x0000_t75" style="width:13.5pt;height:13.5pt;visibility:visible" o:gfxdata="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" o:bullet="t">
+      <v:shape id="_x0000_i1063" type="#_x0000_t75" style="width:13.5pt;height:13.5pt;visibility:visible" o:gfxdata="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" o:bullet="t">
         <v:imagedata r:id="rId2" o:title=""/>
       </v:shape>
     </w:pict>
@@ -3327,6 +3245,7 @@
     <w:rPr>
       <w:color w:val="043D68" w:themeColor="text2"/>
       <w:sz w:val="20"/>
+      <w:lang w:val="en-GB"/>
     </w:rPr>
   </w:style>
   <w:style w:type="paragraph" w:styleId="Heading1">
@@ -3451,6 +3370,7 @@
   <w:style w:type="character" w:default="1" w:styleId="DefaultParagraphFont">
     <w:name w:val="Default Paragraph Font"/>
     <w:uiPriority w:val="1"/>
+    <w:semiHidden/>
     <w:unhideWhenUsed/>
   </w:style>
   <w:style w:type="table" w:default="1" w:styleId="TableNormal">
@@ -3903,7 +3823,7 @@
 </file>
 
 <file path=word/glossary/document.xml><?xml version="1.0" encoding="utf-8"?>
-<w:glossaryDocument xmlns:wpc="http://schemas.microsoft.com/office/word/2010/wordprocessingCanvas" xmlns:cx="http://schemas.microsoft.com/office/drawing/2014/chartex" xmlns:cx1="http://schemas.microsoft.com/office/drawing/2015/9/8/chartex" xmlns:cx2="http://schemas.microsoft.com/office/drawing/2015/10/21/chartex" xmlns:cx3="http://schemas.microsoft.com/office/drawing/2016/5/9/chartex" xmlns:cx4="http://schemas.microsoft.com/office/drawing/2016/5/10/chartex" xmlns:cx5="http://schemas.microsoft.com/office/drawing/2016/5/11/chartex" xmlns:cx6="http://schemas.microsoft.com/office/drawing/2016/5/12/chartex" xmlns:cx7="http://schemas.microsoft.com/office/drawing/2016/5/13/chartex" xmlns:cx8="http://schemas.microsoft.com/office/drawing/2016/5/14/chartex" xmlns:mc="http://schemas.openxmlformats.org/markup-compatibility/2006" xmlns:aink="http://schemas.microsoft.com/office/drawing/2016/ink" xmlns:am3d="http://schemas.microsoft.com/office/drawing/2017/model3d" xmlns:o="urn:schemas-microsoft-com:office:office" xmlns:oel="http://schemas.microsoft.com/office/2019/extlst" xmlns:r="http://schemas.openxmlformats.org/officeDocument/2006/relationships" xmlns:m="http://schemas.openxmlformats.org/officeDocument/2006/math" xmlns:v="urn:schemas-microsoft-com:vml" xmlns:wp14="http://schemas.microsoft.com/office/word/2010/wordprocessingDrawing" xmlns:wp="http://schemas.openxmlformats.org/drawingml/2006/wordprocessingDrawing" xmlns:w10="urn:schemas-microsoft-com:office:word" xmlns:w="http://schemas.openxmlformats.org/wordprocessingml/2006/main" xmlns:w14="http://schemas.microsoft.com/office/word/2010/wordml" xmlns:w15="http://schemas.microsoft.com/office/word/2012/wordml" xmlns:w16cex="http://schemas.microsoft.com/office/word/2018/wordml/cex" xmlns:w16cid="http://schemas.microsoft.com/office/word/2016/wordml/cid" xmlns:w16="http://schemas.microsoft.com/office/word/2018/wordml" xmlns:w16du="http://schemas.microsoft.com/office/word/2023/wordml/word16du" xmlns:w16sdtdh="http://schemas.microsoft.com/office/word/2020/wordml/sdtdatahash" xmlns:w16se="http://schemas.microsoft.com/office/word/2015/wordml/symex" xmlns:wpg="http://schemas.microsoft.com/office/word/2010/wordprocessingGroup" xmlns:wpi="http://schemas.microsoft.com/office/word/2010/wordprocessingInk" xmlns:wne="http://schemas.microsoft.com/office/word/2006/wordml" xmlns:wps="http://schemas.microsoft.com/office/word/2010/wordprocessingShape" mc:Ignorable="w14 w15 w16se w16cid w16 w16cex w16sdtdh wp14">
+<w:glossaryDocument xmlns:wpc="http://schemas.microsoft.com/office/word/2010/wordprocessingCanvas" xmlns:cx="http://schemas.microsoft.com/office/drawing/2014/chartex" xmlns:cx1="http://schemas.microsoft.com/office/drawing/2015/9/8/chartex" xmlns:cx2="http://schemas.microsoft.com/office/drawing/2015/10/21/chartex" xmlns:cx3="http://schemas.microsoft.com/office/drawing/2016/5/9/chartex" xmlns:cx4="http://schemas.microsoft.com/office/drawing/2016/5/10/chartex" xmlns:cx5="http://schemas.microsoft.com/office/drawing/2016/5/11/chartex" xmlns:cx6="http://schemas.microsoft.com/office/drawing/2016/5/12/chartex" xmlns:cx7="http://schemas.microsoft.com/office/drawing/2016/5/13/chartex" xmlns:cx8="http://schemas.microsoft.com/office/drawing/2016/5/14/chartex" xmlns:mc="http://schemas.openxmlformats.org/markup-compatibility/2006" xmlns:aink="http://schemas.microsoft.com/office/drawing/2016/ink" xmlns:am3d="http://schemas.microsoft.com/office/drawing/2017/model3d" xmlns:o="urn:schemas-microsoft-com:office:office" xmlns:oel="http://schemas.microsoft.com/office/2019/extlst" xmlns:r="http://schemas.openxmlformats.org/officeDocument/2006/relationships" xmlns:m="http://schemas.openxmlformats.org/officeDocument/2006/math" xmlns:v="urn:schemas-microsoft-com:vml" xmlns:wp14="http://schemas.microsoft.com/office/word/2010/wordprocessingDrawing" xmlns:wp="http://schemas.openxmlformats.org/drawingml/2006/wordprocessingDrawing" xmlns:w10="urn:schemas-microsoft-com:office:word" xmlns:w="http://schemas.openxmlformats.org/wordprocessingml/2006/main" xmlns:w14="http://schemas.microsoft.com/office/word/2010/wordml" xmlns:w15="http://schemas.microsoft.com/office/word/2012/wordml" xmlns:w16cex="http://schemas.microsoft.com/office/word/2018/wordml/cex" xmlns:w16cid="http://schemas.microsoft.com/office/word/2016/wordml/cid" xmlns:w16="http://schemas.microsoft.com/office/word/2018/wordml" xmlns:w16sdtdh="http://schemas.microsoft.com/office/word/2020/wordml/sdtdatahash" xmlns:w16se="http://schemas.microsoft.com/office/word/2015/wordml/symex" xmlns:wpg="http://schemas.microsoft.com/office/word/2010/wordprocessingGroup" xmlns:wpi="http://schemas.microsoft.com/office/word/2010/wordprocessingInk" xmlns:wne="http://schemas.microsoft.com/office/word/2006/wordml" xmlns:wps="http://schemas.microsoft.com/office/word/2010/wordprocessingShape" mc:Ignorable="w14 w15 w16se w16cid w16 w16cex w16sdtdh wp14">
   <w:docParts>
     <w:docPart>
       <w:docPartPr>
@@ -4005,32 +3925,6 @@
           </w:pPr>
           <w:r>
             <w:t>About Me</w:t>
-          </w:r>
-        </w:p>
-      </w:docPartBody>
-    </w:docPart>
-    <w:docPart>
-      <w:docPartPr>
-        <w:name w:val="F724856786F44D6BAEDC34FCFD7D9906"/>
-        <w:category>
-          <w:name w:val="General"/>
-          <w:gallery w:val="placeholder"/>
-        </w:category>
-        <w:types>
-          <w:type w:val="bbPlcHdr"/>
-        </w:types>
-        <w:behaviors>
-          <w:behavior w:val="content"/>
-        </w:behaviors>
-        <w:guid w:val="{4E86D12E-8FC7-41AF-82EC-3F14C7600593}"/>
-      </w:docPartPr>
-      <w:docPartBody>
-        <w:p>
-          <w:pPr>
-            <w:pStyle w:val="F724856786F44D6BAEDC34FCFD7D9906"/>
-          </w:pPr>
-          <w:r>
-            <w:t>I am passionate about designing digital experiences that are both visually stunning and intuitive, and always strive to create designs that delight and engage users.</w:t>
           </w:r>
         </w:p>
       </w:docPartBody>
@@ -4169,6 +4063,7 @@
     <w:rsidRoot w:val="004F4065"/>
     <w:rsid w:val="004F4065"/>
     <w:rsid w:val="00A546D8"/>
+    <w:rsid w:val="00DD0B06"/>
   </w:rsids>
   <m:mathPr>
     <m:mathFont m:val="Cambria Math"/>
@@ -4626,24 +4521,6 @@
   <w:style w:type="paragraph" w:customStyle="1" w:styleId="C4ACCEB994CE4B34BDFAD599A805F372">
     <w:name w:val="C4ACCEB994CE4B34BDFAD599A805F372"/>
   </w:style>
-  <w:style w:type="paragraph" w:customStyle="1" w:styleId="42CF24D2D7AB4B419C9C5B1C09C36668">
-    <w:name w:val="42CF24D2D7AB4B419C9C5B1C09C36668"/>
-  </w:style>
-  <w:style w:type="paragraph" w:customStyle="1" w:styleId="A7066B5E6FF74531B500C8DAE8946760">
-    <w:name w:val="A7066B5E6FF74531B500C8DAE8946760"/>
-  </w:style>
-  <w:style w:type="paragraph" w:customStyle="1" w:styleId="3665E9D0F0464217838C5D2A2DD480FF">
-    <w:name w:val="3665E9D0F0464217838C5D2A2DD480FF"/>
-  </w:style>
-  <w:style w:type="paragraph" w:customStyle="1" w:styleId="D5A679C264124A6CA14B270EA0723C4C">
-    <w:name w:val="D5A679C264124A6CA14B270EA0723C4C"/>
-  </w:style>
-  <w:style w:type="paragraph" w:customStyle="1" w:styleId="15A4DF2904EF493ABC1121B330B6B43E">
-    <w:name w:val="15A4DF2904EF493ABC1121B330B6B43E"/>
-  </w:style>
-  <w:style w:type="paragraph" w:customStyle="1" w:styleId="AE8D75B3096C450BA2350607A9035C59">
-    <w:name w:val="AE8D75B3096C450BA2350607A9035C59"/>
-  </w:style>
   <w:style w:type="paragraph" w:customStyle="1" w:styleId="9FFBEEFAF9D8462DA90FBDE95F98173E">
     <w:name w:val="9FFBEEFAF9D8462DA90FBDE95F98173E"/>
   </w:style>
@@ -4655,15 +4532,6 @@
   </w:style>
   <w:style w:type="paragraph" w:customStyle="1" w:styleId="EDBA2B1BC504425DB6A48C42E119C152">
     <w:name w:val="EDBA2B1BC504425DB6A48C42E119C152"/>
-  </w:style>
-  <w:style w:type="paragraph" w:customStyle="1" w:styleId="6343FDFCC3B5476499E1CADC3F10BD82">
-    <w:name w:val="6343FDFCC3B5476499E1CADC3F10BD82"/>
-  </w:style>
-  <w:style w:type="paragraph" w:customStyle="1" w:styleId="AA1C478D33FE45FCABACEEFBC7393687">
-    <w:name w:val="AA1C478D33FE45FCABACEEFBC7393687"/>
-  </w:style>
-  <w:style w:type="paragraph" w:customStyle="1" w:styleId="8D247F25A4594D3C9CB19904B01DB853">
-    <w:name w:val="8D247F25A4594D3C9CB19904B01DB853"/>
   </w:style>
 </w:styles>
 </file>
@@ -4937,23 +4805,7 @@
 </file>
 
 <file path=customXml/item1.xml><?xml version="1.0" encoding="utf-8"?>
-<p:properties xmlns:p="http://schemas.microsoft.com/office/2006/metadata/properties" xmlns:xsi="http://www.w3.org/2001/XMLSchema-instance" xmlns:pc="http://schemas.microsoft.com/office/infopath/2007/PartnerControls">
-  <documentManagement>
-    <_ip_UnifiedCompliancePolicyUIAction xmlns="http://schemas.microsoft.com/sharepoint/v3" xsi:nil="true"/>
-    <Image xmlns="71af3243-3dd4-4a8d-8c0d-dd76da1f02a5">
-      <Url xsi:nil="true"/>
-      <Description xsi:nil="true"/>
-    </Image>
-    <Status xmlns="71af3243-3dd4-4a8d-8c0d-dd76da1f02a5">Not started</Status>
-    <Background xmlns="71af3243-3dd4-4a8d-8c0d-dd76da1f02a5">false</Background>
-    <_ip_UnifiedCompliancePolicyProperties xmlns="http://schemas.microsoft.com/sharepoint/v3" xsi:nil="true"/>
-    <ImageTagsTaxHTField xmlns="71af3243-3dd4-4a8d-8c0d-dd76da1f02a5">
-      <Terms xmlns="http://schemas.microsoft.com/office/infopath/2007/PartnerControls"/>
-    </ImageTagsTaxHTField>
-    <TaxCatchAll xmlns="230e9df3-be65-4c73-a93b-d1236ebd677e" xsi:nil="true"/>
-    <MediaServiceKeyPoints xmlns="71af3243-3dd4-4a8d-8c0d-dd76da1f02a5" xsi:nil="true"/>
-  </documentManagement>
-</p:properties>
+<b:Sources xmlns:b="http://schemas.openxmlformats.org/officeDocument/2006/bibliography" xmlns="http://schemas.openxmlformats.org/officeDocument/2006/bibliography" SelectedStyle="/APASixthEditionOfficeOnline.xsl" StyleName="APA" Version="6"/>
 </file>
 
 <file path=customXml/item2.xml><?xml version="1.0" encoding="utf-8"?>
@@ -5257,7 +5109,23 @@
 </file>
 
 <file path=customXml/item3.xml><?xml version="1.0" encoding="utf-8"?>
-<b:Sources xmlns:b="http://schemas.openxmlformats.org/officeDocument/2006/bibliography" xmlns="http://schemas.openxmlformats.org/officeDocument/2006/bibliography" SelectedStyle="/APASixthEditionOfficeOnline.xsl" StyleName="APA" Version="6"/>
+<p:properties xmlns:p="http://schemas.microsoft.com/office/2006/metadata/properties" xmlns:xsi="http://www.w3.org/2001/XMLSchema-instance" xmlns:pc="http://schemas.microsoft.com/office/infopath/2007/PartnerControls">
+  <documentManagement>
+    <_ip_UnifiedCompliancePolicyUIAction xmlns="http://schemas.microsoft.com/sharepoint/v3" xsi:nil="true"/>
+    <Image xmlns="71af3243-3dd4-4a8d-8c0d-dd76da1f02a5">
+      <Url xsi:nil="true"/>
+      <Description xsi:nil="true"/>
+    </Image>
+    <Status xmlns="71af3243-3dd4-4a8d-8c0d-dd76da1f02a5">Not started</Status>
+    <Background xmlns="71af3243-3dd4-4a8d-8c0d-dd76da1f02a5">false</Background>
+    <_ip_UnifiedCompliancePolicyProperties xmlns="http://schemas.microsoft.com/sharepoint/v3" xsi:nil="true"/>
+    <ImageTagsTaxHTField xmlns="71af3243-3dd4-4a8d-8c0d-dd76da1f02a5">
+      <Terms xmlns="http://schemas.microsoft.com/office/infopath/2007/PartnerControls"/>
+    </ImageTagsTaxHTField>
+    <TaxCatchAll xmlns="230e9df3-be65-4c73-a93b-d1236ebd677e" xsi:nil="true"/>
+    <MediaServiceKeyPoints xmlns="71af3243-3dd4-4a8d-8c0d-dd76da1f02a5" xsi:nil="true"/>
+  </documentManagement>
+</p:properties>
 </file>
 
 <file path=customXml/item4.xml><?xml version="1.0" encoding="utf-8"?>
@@ -5270,13 +5138,9 @@
 </file>
 
 <file path=customXml/itemProps1.xml><?xml version="1.0" encoding="utf-8"?>
-<ds:datastoreItem xmlns:ds="http://schemas.openxmlformats.org/officeDocument/2006/customXml" ds:itemID="{453ACD3A-016A-4DA1-BDB8-A4D0D5066FFD}">
+<ds:datastoreItem xmlns:ds="http://schemas.openxmlformats.org/officeDocument/2006/customXml" ds:itemID="{FDFCF9E5-1071-4C3D-AA44-7E8B97CFD0B3}">
   <ds:schemaRefs>
-    <ds:schemaRef ds:uri="http://schemas.microsoft.com/office/2006/metadata/properties"/>
-    <ds:schemaRef ds:uri="http://schemas.microsoft.com/office/infopath/2007/PartnerControls"/>
-    <ds:schemaRef ds:uri="http://schemas.microsoft.com/sharepoint/v3"/>
-    <ds:schemaRef ds:uri="71af3243-3dd4-4a8d-8c0d-dd76da1f02a5"/>
-    <ds:schemaRef ds:uri="230e9df3-be65-4c73-a93b-d1236ebd677e"/>
+    <ds:schemaRef ds:uri="http://schemas.openxmlformats.org/officeDocument/2006/bibliography"/>
   </ds:schemaRefs>
 </ds:datastoreItem>
 </file>
@@ -5303,9 +5167,13 @@
 </file>
 
 <file path=customXml/itemProps3.xml><?xml version="1.0" encoding="utf-8"?>
-<ds:datastoreItem xmlns:ds="http://schemas.openxmlformats.org/officeDocument/2006/customXml" ds:itemID="{FDFCF9E5-1071-4C3D-AA44-7E8B97CFD0B3}">
+<ds:datastoreItem xmlns:ds="http://schemas.openxmlformats.org/officeDocument/2006/customXml" ds:itemID="{453ACD3A-016A-4DA1-BDB8-A4D0D5066FFD}">
   <ds:schemaRefs>
-    <ds:schemaRef ds:uri="http://schemas.openxmlformats.org/officeDocument/2006/bibliography"/>
+    <ds:schemaRef ds:uri="http://schemas.microsoft.com/office/2006/metadata/properties"/>
+    <ds:schemaRef ds:uri="http://schemas.microsoft.com/office/infopath/2007/PartnerControls"/>
+    <ds:schemaRef ds:uri="http://schemas.microsoft.com/sharepoint/v3"/>
+    <ds:schemaRef ds:uri="71af3243-3dd4-4a8d-8c0d-dd76da1f02a5"/>
+    <ds:schemaRef ds:uri="230e9df3-be65-4c73-a93b-d1236ebd677e"/>
   </ds:schemaRefs>
 </ds:datastoreItem>
 </file>
